--- a/ITALIEN2026.docx
+++ b/ITALIEN2026.docx
@@ -54,15 +54,22 @@
     </w:p>
     <w:p>
       <w:r>
+        <w:rPr>
+          <w:highlight w:val="yellow"/>
+        </w:rPr>
         <w:t>16 maj: Färja kl.17 Cagliari – Palermo</w:t>
       </w:r>
       <w:r>
+        <w:rPr>
+          <w:highlight w:val="yellow"/>
+        </w:rPr>
         <w:t xml:space="preserve"> </w:t>
       </w:r>
       <w:hyperlink r:id="rId6" w:history="1">
         <w:r>
           <w:rPr>
             <w:rStyle w:val="Hyperlnk"/>
+            <w:highlight w:val="yellow"/>
           </w:rPr>
           <w:t>Cagliari - Palermo 16/05/2026</w:t>
         </w:r>
@@ -473,17 +480,24 @@
     </w:p>
     <w:p>
       <w:r>
+        <w:rPr>
+          <w:highlight w:val="yellow"/>
+        </w:rPr>
         <w:t xml:space="preserve">23 maj: Färja kl.17 Cagliari – Palermo </w:t>
       </w:r>
       <w:hyperlink r:id="rId7" w:history="1">
         <w:r>
           <w:rPr>
             <w:rStyle w:val="Hyperlnk"/>
+            <w:highlight w:val="yellow"/>
           </w:rPr>
           <w:t>Cagliari - Palermo 16/05/2026</w:t>
         </w:r>
       </w:hyperlink>
       <w:r>
+        <w:rPr>
+          <w:highlight w:val="yellow"/>
+        </w:rPr>
         <w:t xml:space="preserve"> </w:t>
       </w:r>
       <w:hyperlink r:id="rId8" w:history="1">
@@ -491,6 +505,7 @@
         <w:r>
           <w:rPr>
             <w:rStyle w:val="Hyperlnk"/>
+            <w:highlight w:val="yellow"/>
           </w:rPr>
           <w:t>Traghetti</w:t>
         </w:r>
@@ -498,6 +513,7 @@
         <w:r>
           <w:rPr>
             <w:rStyle w:val="Hyperlnk"/>
+            <w:highlight w:val="yellow"/>
           </w:rPr>
           <w:t xml:space="preserve"> </w:t>
         </w:r>
@@ -505,6 +521,7 @@
         <w:r>
           <w:rPr>
             <w:rStyle w:val="Hyperlnk"/>
+            <w:highlight w:val="yellow"/>
           </w:rPr>
           <w:t>Sardegna</w:t>
         </w:r>
@@ -512,6 +529,7 @@
         <w:r>
           <w:rPr>
             <w:rStyle w:val="Hyperlnk"/>
+            <w:highlight w:val="yellow"/>
           </w:rPr>
           <w:t xml:space="preserve"> - </w:t>
         </w:r>
@@ -519,6 +537,7 @@
         <w:r>
           <w:rPr>
             <w:rStyle w:val="Hyperlnk"/>
+            <w:highlight w:val="yellow"/>
           </w:rPr>
           <w:t>Partenze</w:t>
         </w:r>
@@ -526,6 +545,7 @@
         <w:r>
           <w:rPr>
             <w:rStyle w:val="Hyperlnk"/>
+            <w:highlight w:val="yellow"/>
           </w:rPr>
           <w:t xml:space="preserve"> </w:t>
         </w:r>
@@ -533,6 +553,7 @@
         <w:r>
           <w:rPr>
             <w:rStyle w:val="Hyperlnk"/>
+            <w:highlight w:val="yellow"/>
           </w:rPr>
           <w:t>Disponibili</w:t>
         </w:r>
@@ -733,46 +754,8 @@
       <w:proofErr w:type="spellEnd"/>
     </w:p>
     <w:p>
-      <w:pPr>
-        <w:rPr>
-          <w:lang w:val="en-GB"/>
-        </w:rPr>
-      </w:pPr>
-      <w:r>
-        <w:rPr>
-          <w:lang w:val="en-GB"/>
-        </w:rPr>
-        <w:t xml:space="preserve">5 </w:t>
-      </w:r>
-      <w:proofErr w:type="spellStart"/>
-      <w:r>
-        <w:rPr>
-          <w:lang w:val="en-GB"/>
-        </w:rPr>
-        <w:t>jun</w:t>
-      </w:r>
-      <w:proofErr w:type="spellEnd"/>
-      <w:r>
-        <w:rPr>
-          <w:lang w:val="en-GB"/>
-        </w:rPr>
-        <w:t xml:space="preserve">: </w:t>
-      </w:r>
-      <w:proofErr w:type="spellStart"/>
-      <w:r>
-        <w:rPr>
-          <w:lang w:val="en-GB"/>
-        </w:rPr>
-        <w:t>Apulien</w:t>
-      </w:r>
-      <w:proofErr w:type="spellEnd"/>
-    </w:p>
-    <w:p>
-      <w:r>
-        <w:t>6</w:t>
-      </w:r>
-      <w:r>
-        <w:t xml:space="preserve"> jun</w:t>
+      <w:r>
+        <w:t>5 jun</w:t>
       </w:r>
       <w:r>
         <w:t>: Apulien</w:t>
@@ -780,10 +763,15 @@
     </w:p>
     <w:p>
       <w:r>
-        <w:t xml:space="preserve">7 </w:t>
-      </w:r>
-      <w:r>
-        <w:t>jun</w:t>
+        <w:t>6 jun</w:t>
+      </w:r>
+      <w:r>
+        <w:t>: Apulien</w:t>
+      </w:r>
+    </w:p>
+    <w:p>
+      <w:r>
+        <w:t>7 jun</w:t>
       </w:r>
       <w:r>
         <w:t>: Bari - Napoli</w:t>
@@ -795,10 +783,7 @@
       </w:r>
       <w:proofErr w:type="gramStart"/>
       <w:r>
-        <w:t>jun</w:t>
-      </w:r>
-      <w:r>
-        <w:t xml:space="preserve"> </w:t>
+        <w:t xml:space="preserve">jun </w:t>
       </w:r>
       <w:r>
         <w:t>:</w:t>
@@ -1202,7 +1187,21 @@
             <w:rStyle w:val="Hyperlnk"/>
             <w:lang w:val="en-GB"/>
           </w:rPr>
-          <w:t xml:space="preserve"> - S. R. La Florence Sud | </w:t>
+          <w:t xml:space="preserve"> - S. R. La Florenc</w:t>
+        </w:r>
+        <w:r>
+          <w:rPr>
+            <w:rStyle w:val="Hyperlnk"/>
+            <w:lang w:val="en-GB"/>
+          </w:rPr>
+          <w:t>e</w:t>
+        </w:r>
+        <w:r>
+          <w:rPr>
+            <w:rStyle w:val="Hyperlnk"/>
+            <w:lang w:val="en-GB"/>
+          </w:rPr>
+          <w:t xml:space="preserve"> Sud | </w:t>
         </w:r>
         <w:proofErr w:type="spellStart"/>
         <w:r>
@@ -1249,24 +1248,18 @@
         </w:rPr>
       </w:pPr>
       <w:hyperlink r:id="rId11" w:history="1">
-        <w:proofErr w:type="spellStart"/>
         <w:r>
           <w:rPr>
             <w:rStyle w:val="Hyperlnk"/>
+            <w:lang w:val="en-GB"/>
           </w:rPr>
-          <w:t>Terzo</w:t>
-        </w:r>
-        <w:proofErr w:type="spellEnd"/>
-        <w:r>
-          <w:rPr>
-            <w:rStyle w:val="Hyperlnk"/>
-          </w:rPr>
-          <w:t xml:space="preserve"> </w:t>
+          <w:t xml:space="preserve">Terzo </w:t>
         </w:r>
         <w:proofErr w:type="spellStart"/>
         <w:r>
           <w:rPr>
             <w:rStyle w:val="Hyperlnk"/>
+            <w:lang w:val="en-GB"/>
           </w:rPr>
           <w:t>d'Aquileia</w:t>
         </w:r>
@@ -1274,6 +1267,7 @@
         <w:r>
           <w:rPr>
             <w:rStyle w:val="Hyperlnk"/>
+            <w:lang w:val="en-GB"/>
           </w:rPr>
           <w:t xml:space="preserve"> - </w:t>
         </w:r>
@@ -1281,6 +1275,7 @@
         <w:r>
           <w:rPr>
             <w:rStyle w:val="Hyperlnk"/>
+            <w:lang w:val="en-GB"/>
           </w:rPr>
           <w:t>Alpentraum</w:t>
         </w:r>
@@ -1288,6 +1283,7 @@
         <w:r>
           <w:rPr>
             <w:rStyle w:val="Hyperlnk"/>
+            <w:lang w:val="en-GB"/>
           </w:rPr>
           <w:t xml:space="preserve"> | </w:t>
         </w:r>
@@ -1295,6 +1291,7 @@
         <w:r>
           <w:rPr>
             <w:rStyle w:val="Hyperlnk"/>
+            <w:lang w:val="en-GB"/>
           </w:rPr>
           <w:t>OpenRunner</w:t>
         </w:r>
@@ -1314,7 +1311,21 @@
             <w:rStyle w:val="Hyperlnk"/>
             <w:lang w:val="en-GB"/>
           </w:rPr>
-          <w:t>Terzo d'Aquileia - Friûl Grand Rando | OpenRunner</w:t>
+          <w:t>Terzo d'Aquilei</w:t>
+        </w:r>
+        <w:r>
+          <w:rPr>
+            <w:rStyle w:val="Hyperlnk"/>
+            <w:lang w:val="en-GB"/>
+          </w:rPr>
+          <w:t>a</w:t>
+        </w:r>
+        <w:r>
+          <w:rPr>
+            <w:rStyle w:val="Hyperlnk"/>
+            <w:lang w:val="en-GB"/>
+          </w:rPr>
+          <w:t xml:space="preserve"> - Friûl Grand Rando | OpenRunner</w:t>
         </w:r>
       </w:hyperlink>
     </w:p>
@@ -2172,6 +2183,7 @@
   <w:style w:type="character" w:default="1" w:styleId="Standardstycketeckensnitt">
     <w:name w:val="Default Paragraph Font"/>
     <w:uiPriority w:val="1"/>
+    <w:semiHidden/>
     <w:unhideWhenUsed/>
   </w:style>
   <w:style w:type="table" w:default="1" w:styleId="Normaltabell">
@@ -2689,6 +2701,18 @@
     <w:rPr>
       <w:color w:val="605E5C"/>
       <w:shd w:val="clear" w:color="auto" w:fill="E1DFDD"/>
+    </w:rPr>
+  </w:style>
+  <w:style w:type="character" w:styleId="AnvndHyperlnk">
+    <w:name w:val="FollowedHyperlink"/>
+    <w:basedOn w:val="Standardstycketeckensnitt"/>
+    <w:uiPriority w:val="99"/>
+    <w:semiHidden/>
+    <w:unhideWhenUsed/>
+    <w:rsid w:val="001D57E4"/>
+    <w:rPr>
+      <w:color w:val="000000" w:themeColor="followedHyperlink"/>
+      <w:u w:val="single"/>
     </w:rPr>
   </w:style>
 </w:styles>
